--- a/site/docs/hardware-lifecycle/sop.docx
+++ b/site/docs/hardware-lifecycle/sop.docx
@@ -407,6 +407,105 @@
         <w:tab/>
       </w:r>
       <w:r>
+        <w:t xml:space="preserve">Treat encryption as a safeguard, not a replacement for wiping or destruction; wipe or destroy before disposal even when the device was encrypted </w:t>
+      </w:r>
+      <w:r>
+        <w:rPr>
+          <w:b/>
+        </w:rPr>
+        <w:t xml:space="preserve">XW-010</w:t>
+      </w:r>
+    </w:p>
+    <w:p>
+      <w:pPr>
+        <w:spacing w:after="60"/>
+        <w:ind w:left="720" w:hanging="360"/>
+      </w:pPr>
+      <w:r>
+        <w:t xml:space="preserve">11.</w:t>
+      </w:r>
+      <w:r>
+        <w:tab/>
+      </w:r>
+      <w:r>
+        <w:t xml:space="preserve">Keep each wipe or destruction certificate as long as the records schedule requires; </w:t>
+      </w:r>
+      <w:r>
+        <w:rPr>
+          <w:b/>
+        </w:rPr>
+        <w:t xml:space="preserve">Decision needed: records owner or counsel</w:t>
+      </w:r>
+      <w:r>
+        <w:t xml:space="preserve"> for the period </w:t>
+      </w:r>
+      <w:r>
+        <w:rPr>
+          <w:b/>
+        </w:rPr>
+        <w:t xml:space="preserve">XW-010</w:t>
+      </w:r>
+      <w:r>
+        <w:t xml:space="preserve"> </w:t>
+      </w:r>
+      <w:r>
+        <w:rPr>
+          <w:b/>
+        </w:rPr>
+        <w:t xml:space="preserve">XW-020</w:t>
+      </w:r>
+    </w:p>
+    <w:p>
+      <w:pPr>
+        <w:spacing w:after="60"/>
+        <w:ind w:left="720" w:hanging="360"/>
+      </w:pPr>
+      <w:r>
+        <w:t xml:space="preserve">12.</w:t>
+      </w:r>
+      <w:r>
+        <w:tab/>
+      </w:r>
+      <w:r>
+        <w:t xml:space="preserve">Involve the hardware asset manager at every stage, including divestiture of a business unit or its devices </w:t>
+      </w:r>
+      <w:r>
+        <w:rPr>
+          <w:b/>
+        </w:rPr>
+        <w:t xml:space="preserve">Decision needed: legal</w:t>
+      </w:r>
+      <w:r>
+        <w:t xml:space="preserve"> on any transfer of devices or data </w:t>
+      </w:r>
+      <w:r>
+        <w:rPr>
+          <w:b/>
+        </w:rPr>
+        <w:t xml:space="preserve">XW-004</w:t>
+      </w:r>
+      <w:r>
+        <w:t xml:space="preserve"> </w:t>
+      </w:r>
+      <w:r>
+        <w:rPr>
+          <w:b/>
+        </w:rPr>
+        <w:t xml:space="preserve">XW-010</w:t>
+      </w:r>
+    </w:p>
+    <w:p>
+      <w:pPr>
+        <w:spacing w:after="60"/>
+        <w:ind w:left="720" w:hanging="360"/>
+      </w:pPr>
+      <w:r>
+        <w:t xml:space="preserve">13.</w:t>
+      </w:r>
+      <w:r>
+        <w:tab/>
+      </w:r>
+      <w:r>
         <w:t xml:space="preserve">Have the budget owner check the cost estimate and vendor terms before a refresh order is placed </w:t>
       </w:r>
       <w:r>
@@ -431,7 +530,7 @@
         <w:ind w:left="720" w:hanging="360"/>
       </w:pPr>
       <w:r>
-        <w:t xml:space="preserve">11.</w:t>
+        <w:t xml:space="preserve">14.</w:t>
       </w:r>
       <w:r>
         <w:tab/>
@@ -521,6 +620,21 @@
       </w:r>
       <w:r>
         <w:t xml:space="preserve">The wipe or destruction evidence attached once each disposal is actually closed out.</w:t>
+      </w:r>
+    </w:p>
+    <w:p>
+      <w:pPr>
+        <w:spacing w:after="60"/>
+        <w:ind w:left="720" w:hanging="360"/>
+      </w:pPr>
+      <w:r>
+        <w:t xml:space="preserve">•</w:t>
+      </w:r>
+      <w:r>
+        <w:tab/>
+      </w:r>
+      <w:r>
+        <w:t xml:space="preserve">Each wipe or destruction certificate, kept as long as the records schedule requires.</w:t>
       </w:r>
     </w:p>
     <w:p>
